--- a/manuscript/cover_letter_ebiomedicine.docx
+++ b/manuscript/cover_letter_ebiomedicine.docx
@@ -135,7 +135,7 @@
           <w:i w:val="0"/>
           <w:sz w:val="24"/>
         </w:rPr>
-        <w:t>Third, it nominates a druggable node. Plasma-proteome MR nominated IL18, replicated across three assay platforms using the same cis instruments (pooled OR 1.19, 95% CI 1.15–1.23, P = 3.6 × 10⁻²³, I² = 0%; the genetic evidence is anchored to atopic dermatitis, and — because the discovery meta-analysis is the SCALLOP Consortium study — the two independent replication layers are HELIC (Olink) and Ahola-Olli (Luminex), as disclosed in the manuscript), localized to barrier epithelium and macrophages, and directionally reassuring on on-target safety; IL18 is targetable by the available IL-18-binding protein tadekinig alfa. IL4 is resolved from a whole-blood linkage artefact into a regulatory-T-cell-specific signal.</w:t>
+        <w:t>Third, it nominates a druggable node. Plasma-proteome MR nominated IL18, replicated across three assay platforms using the same cis instruments (pooled OR 1.19, 95% CI 1.15–1.23, P = 3.6 × 10⁻²³, I² = 0%; the genetic evidence is anchored to atopic dermatitis, and (because the discovery meta-analysis is the SCALLOP Consortium study) the two independent replication layers are HELIC (Olink) and Ahola-Olli (Luminex), as disclosed in the manuscript), localized to barrier epithelium and macrophages, and directionally reassuring on on-target safety; IL18 is targetable by the available IL-18-binding protein tadekinig alfa. IL4 is resolved from a whole-blood linkage artefact into a regulatory-T-cell-specific signal.</w:t>
       </w:r>
     </w:p>
     <w:p>

--- a/manuscript/cover_letter_ebiomedicine.docx
+++ b/manuscript/cover_letter_ebiomedicine.docx
@@ -135,7 +135,7 @@
           <w:i w:val="0"/>
           <w:sz w:val="24"/>
         </w:rPr>
-        <w:t>Third, it nominates a druggable node. Plasma-proteome MR nominated IL18, replicated across three assay platforms using the same cis instruments (pooled OR 1.19, 95% CI 1.15–1.23, P = 3.6 × 10⁻²³, I² = 0%; the genetic evidence is anchored to atopic dermatitis, and (because the discovery meta-analysis is the SCALLOP Consortium study) the two independent replication layers are HELIC (Olink) and Ahola-Olli (Luminex), as disclosed in the manuscript), localized to barrier epithelium and macrophages, and directionally reassuring on on-target safety; IL18 is targetable by the available IL-18-binding protein tadekinig alfa. IL4 is resolved from a whole-blood linkage artefact into a regulatory-T-cell-specific signal.</w:t>
+        <w:t>Third, it nominates a druggable node. Plasma-proteome MR nominated IL18, replicated across three assay platforms using the same cis instruments (pooled OR 1.19, 95% CI 1.15–1.23, P = 3.6 × 10⁻²³, I² = 0%; the genetic evidence is anchored to atopic dermatitis; the discovery meta-analysis is the SCALLOP Consortium study, so only the HELIC (Olink) and Ahola-Olli (Luminex) layers are independent, as disclosed in the manuscript), localized to barrier epithelium and macrophages, and directionally reassuring on on-target safety; IL18 is targetable by the available IL-18-binding protein tadekinig alfa. IL4 is resolved from a whole-blood linkage artefact into a regulatory-T-cell-specific signal.</w:t>
       </w:r>
     </w:p>
     <w:p>

--- a/manuscript/cover_letter_ebiomedicine.docx
+++ b/manuscript/cover_letter_ebiomedicine.docx
@@ -57,7 +57,7 @@
           <w:i w:val="0"/>
           <w:sz w:val="24"/>
         </w:rPr>
-        <w:t xml:space="preserve"> One law, two dimensions of ageing: a drifting haematological type-2 set-point couples functional ageing to allergic disease, while molecular clocks remain largely decoupled from the primary allergic endpoints</w:t>
+        <w:t xml:space="preserve"> A drifting blood-cell type-2 set-point links functional ageing to allergic disease</w:t>
       </w:r>
     </w:p>
     <w:p>
